--- a/Rapid Cortex Internal Docs/Contract_legal stuff/AOD_RC_Founding_Leadership_Agreement.docx
+++ b/Rapid Cortex Internal Docs/Contract_legal stuff/AOD_RC_Founding_Leadership_Agreement.docx
@@ -47,7 +47,7 @@
           <w:sz w:val="20"/>
           <w:szCs w:val="20"/>
         </w:rPr>
-        <w:t xml:space="preserve">Rapid Cortex Platform  —  Intelligence at the Speed of Response</w:t>
+        <w:t xml:space="preserve">NexCort iQ Platform  —  Intelligence at the Speed of Response</w:t>
       </w:r>
     </w:p>
     <w:p>
@@ -319,7 +319,7 @@
                 <w:sz w:val="22"/>
                 <w:szCs w:val="22"/>
               </w:rPr>
-              <w:t xml:space="preserve">Rapid Cortex — Intelligence at the Speed of Response</w:t>
+              <w:t xml:space="preserve">NexCort iQ — Intelligence at the Speed of Response</w:t>
             </w:r>
           </w:p>
         </w:tc>
@@ -747,7 +747,7 @@
           <w:sz w:val="22"/>
           <w:szCs w:val="22"/>
         </w:rPr>
-        <w:t xml:space="preserve">WHEREAS, Apps on Demand ("Company") is an early-stage technology company developing and operating the Rapid Cortex platform — an artificial intelligence-powered public safety intelligence and decision-support platform serving 911 dispatch centers, emergency communications centers, law enforcement, fire rescue, EMS, and emergency management agencies;</w:t>
+        <w:t xml:space="preserve">WHEREAS, Apps on Demand ("Company") is an early-stage technology company developing and operating the NexCort iQ platform — an artificial intelligence-powered public safety intelligence and decision-support platform serving 911 dispatch centers, emergency communications centers, law enforcement, fire rescue, EMS, and emergency management agencies;</w:t>
       </w:r>
     </w:p>
     <w:p>
@@ -872,7 +872,7 @@
           <w:sz w:val="22"/>
           <w:szCs w:val="22"/>
         </w:rPr>
-        <w:t xml:space="preserve">Apps on Demand, a [Georgia / state of formation] company, operating the Rapid Cortex public safety platform, including its officers, managers, members, successors, and permitted assigns.</w:t>
+        <w:t xml:space="preserve">Apps on Demand, a [Georgia / state of formation] company, operating the NexCort iQ public safety platform, including its officers, managers, members, successors, and permitted assigns.</w:t>
       </w:r>
     </w:p>
     <w:p>
@@ -2082,7 +2082,7 @@
                 <w:sz w:val="21"/>
                 <w:szCs w:val="21"/>
               </w:rPr>
-              <w:t xml:space="preserve">Apps on Demand and the Rapid Cortex platform are currently operating as a bootstrap startup. The Company cannot provide salary, wages, hourly compensation, employee benefits, health insurance, retirement contributions, or any guaranteed monetary compensation at this time. All compensation — where offered — is limited to equity in the Company as described herein, which is subject to vesting, risk of forfeiture, and the inherent risks of early-stage startup investment. Equity grants do not guarantee any future financial return. Nothing herein creates an employment relationship or an obligation to pay wages.</w:t>
+              <w:t xml:space="preserve">Apps on Demand and the NexCort iQ platform are currently operating as a bootstrap startup. The Company cannot provide salary, wages, hourly compensation, employee benefits, health insurance, retirement contributions, or any guaranteed monetary compensation at this time. All compensation — where offered — is limited to equity in the Company as described herein, which is subject to vesting, risk of forfeiture, and the inherent risks of early-stage startup investment. Equity grants do not guarantee any future financial return. Nothing herein creates an employment relationship or an obligation to pay wages.</w:t>
             </w:r>
           </w:p>
         </w:tc>
@@ -4050,7 +4050,7 @@
           <w:sz w:val="22"/>
           <w:szCs w:val="22"/>
         </w:rPr>
-        <w:t xml:space="preserve">Individual agrees to: (a) represent Company and the Rapid Cortex platform professionally and accurately at all times; (b) comply with all applicable laws in the performance of the Founding Role; (c) not make unauthorized representations about Company's products, capabilities, pricing, or customer relationships.</w:t>
+        <w:t xml:space="preserve">Individual agrees to: (a) represent Company and the NexCort iQ platform professionally and accurately at all times; (b) comply with all applicable laws in the performance of the Founding Role; (c) not make unauthorized representations about Company's products, capabilities, pricing, or customer relationships.</w:t>
       </w:r>
     </w:p>
     <w:p>
@@ -4157,7 +4157,7 @@
           <w:sz w:val="22"/>
           <w:szCs w:val="22"/>
         </w:rPr>
-        <w:t xml:space="preserve">Individual may engage in other professional activities provided they do not materially interfere with Founding Role responsibilities and do not constitute a conflict of interest. Individual shall obtain written consent from Company before accepting any role with a direct competitor of Rapid Cortex.</w:t>
+        <w:t xml:space="preserve">Individual may engage in other professional activities provided they do not materially interfere with Founding Role responsibilities and do not constitute a conflict of interest. Individual shall obtain written consent from Company before accepting any role with a direct competitor of NexCort iQ.</w:t>
       </w:r>
     </w:p>
     <w:p>
@@ -5053,7 +5053,7 @@
           <w:sz w:val="20"/>
           <w:szCs w:val="20"/>
         </w:rPr>
-        <w:t xml:space="preserve">Apps on Demand  |  Rapid Cortex Platform</w:t>
+        <w:t xml:space="preserve">Apps on Demand  |  NexCort iQ Platform</w:t>
       </w:r>
     </w:p>
     <w:p>
@@ -5814,7 +5814,7 @@
         <w:sz w:val="18"/>
         <w:szCs w:val="18"/>
       </w:rPr>
-      <w:t xml:space="preserve">Apps on Demand  |  Rapid Cortex Platform  |  rapidcortex.us</w:t>
+      <w:t xml:space="preserve">Apps on Demand  |  NexCort iQ Platform  |  rapidcortex.us</w:t>
     </w:r>
     <w:r>
       <w:rPr>
@@ -5920,7 +5920,7 @@
         <w:sz w:val="18"/>
         <w:szCs w:val="18"/>
       </w:rPr>
-      <w:t xml:space="preserve">APPS ON DEMAND  |  RAPID CORTEX</w:t>
+      <w:t xml:space="preserve">APPS ON DEMAND  |  NEXCORT IQ</w:t>
     </w:r>
     <w:r>
       <w:rPr>
